--- a/the_pixel_realms_final2.docx
+++ b/the_pixel_realms_final2.docx
@@ -1,6 +1,6 @@
 
 <file path=word/document.xml><?xml version="1.0" encoding="utf-8"?>
-<w:document xmlns:wpc="http://schemas.microsoft.com/office/word/2010/wordprocessingCanvas" xmlns:cx="http://schemas.microsoft.com/office/drawing/2014/chartex" xmlns:cx1="http://schemas.microsoft.com/office/drawing/2015/9/8/chartex" xmlns:cx2="http://schemas.microsoft.com/office/drawing/2015/10/21/chartex" xmlns:cx3="http://schemas.microsoft.com/office/drawing/2016/5/9/chartex" xmlns:cx4="http://schemas.microsoft.com/office/drawing/2016/5/10/chartex" xmlns:cx5="http://schemas.microsoft.com/office/drawing/2016/5/11/chartex" xmlns:cx6="http://schemas.microsoft.com/office/drawing/2016/5/12/chartex" xmlns:cx7="http://schemas.microsoft.com/office/drawing/2016/5/13/chartex" xmlns:cx8="http://schemas.microsoft.com/office/drawing/2016/5/14/chartex" xmlns:mc="http://schemas.openxmlformats.org/markup-compatibility/2006" xmlns:aink="http://schemas.microsoft.com/office/drawing/2016/ink" xmlns:am3d="http://schemas.microsoft.com/office/drawing/2017/model3d" xmlns:o="urn:schemas-microsoft-com:office:office" xmlns:oel="http://schemas.microsoft.com/office/2019/extlst" xmlns:r="http://schemas.openxmlformats.org/officeDocument/2006/relationships" xmlns:m="http://schemas.openxmlformats.org/officeDocument/2006/math" xmlns:v="urn:schemas-microsoft-com:vml" xmlns:wp14="http://schemas.microsoft.com/office/word/2010/wordprocessingDrawing" xmlns:wp="http://schemas.openxmlformats.org/drawingml/2006/wordprocessingDrawing" xmlns:w10="urn:schemas-microsoft-com:office:word" xmlns:w="http://schemas.openxmlformats.org/wordprocessingml/2006/main" xmlns:w14="http://schemas.microsoft.com/office/word/2010/wordml" xmlns:w15="http://schemas.microsoft.com/office/word/2012/wordml" xmlns:w16cex="http://schemas.microsoft.com/office/word/2018/wordml/cex" xmlns:w16cid="http://schemas.microsoft.com/office/word/2016/wordml/cid" xmlns:w16="http://schemas.microsoft.com/office/word/2018/wordml" xmlns:w16du="http://schemas.microsoft.com/office/word/2023/wordml/word16du" xmlns:w16sdtdh="http://schemas.microsoft.com/office/word/2020/wordml/sdtdatahash" xmlns:w16sdtfl="http://schemas.microsoft.com/office/word/2024/wordml/sdtformatlock" xmlns:w16se="http://schemas.microsoft.com/office/word/2015/wordml/symex" xmlns:wpg="http://schemas.microsoft.com/office/word/2010/wordprocessingGroup" xmlns:wpi="http://schemas.microsoft.com/office/word/2010/wordprocessingInk" xmlns:wne="http://schemas.microsoft.com/office/word/2006/wordml" xmlns:wps="http://schemas.microsoft.com/office/word/2010/wordprocessingShape" mc:Ignorable="w14 w15 w16se w16cid w16 w16cex w16sdtdh w16sdtfl w16du wp14">
+<w:document xmlns:wpc="http://schemas.microsoft.com/office/word/2010/wordprocessingCanvas" xmlns:cx="http://schemas.microsoft.com/office/drawing/2014/chartex" xmlns:mc="http://schemas.openxmlformats.org/markup-compatibility/2006" xmlns:o="urn:schemas-microsoft-com:office:office" xmlns:r="http://schemas.openxmlformats.org/officeDocument/2006/relationships" xmlns:m="http://schemas.openxmlformats.org/officeDocument/2006/math" xmlns:v="urn:schemas-microsoft-com:vml" xmlns:wp14="http://schemas.microsoft.com/office/word/2010/wordprocessingDrawing" xmlns:wp="http://schemas.openxmlformats.org/drawingml/2006/wordprocessingDrawing" xmlns:w10="urn:schemas-microsoft-com:office:word" xmlns:w="http://schemas.openxmlformats.org/wordprocessingml/2006/main" xmlns:w14="http://schemas.microsoft.com/office/word/2010/wordml" xmlns:w15="http://schemas.microsoft.com/office/word/2012/wordml" xmlns:w16se="http://schemas.microsoft.com/office/word/2015/wordml/symex" xmlns:wpg="http://schemas.microsoft.com/office/word/2010/wordprocessingGroup" xmlns:wpi="http://schemas.microsoft.com/office/word/2010/wordprocessingInk" xmlns:wne="http://schemas.microsoft.com/office/word/2006/wordml" xmlns:wps="http://schemas.microsoft.com/office/word/2010/wordprocessingShape" mc:Ignorable="w14 w15 w16se wp14">
   <w:body>
     <w:p>
       <w:pPr>
@@ -94,6 +94,7 @@
           <w:color w:val="000000"/>
           <w:sz w:val="24"/>
           <w:szCs w:val="24"/>
+          <w:lang w:val="hu-HU" w:eastAsia="hu-HU"/>
         </w:rPr>
         <w:drawing>
           <wp:anchor distT="0" distB="0" distL="114300" distR="114300" simplePos="0" relativeHeight="251661312" behindDoc="0" locked="0" layoutInCell="1" allowOverlap="1" wp14:anchorId="6D0B4A0F" wp14:editId="30441183">
@@ -456,6 +457,7 @@
           <w:lang w:val="hu-HU"/>
         </w:rPr>
       </w:pPr>
+      <w:proofErr w:type="gramStart"/>
       <w:r>
         <w:rPr>
           <w:rFonts w:ascii="Times New Roman" w:hAnsi="Times New Roman" w:cs="Times New Roman"/>
@@ -464,7 +466,18 @@
           <w:szCs w:val="32"/>
           <w:lang w:val="hu-HU"/>
         </w:rPr>
-        <w:t>Konzulens:</w:t>
+        <w:t>Konzulens</w:t>
+      </w:r>
+      <w:proofErr w:type="gramEnd"/>
+      <w:r>
+        <w:rPr>
+          <w:rFonts w:ascii="Times New Roman" w:hAnsi="Times New Roman" w:cs="Times New Roman"/>
+          <w:color w:val="000000"/>
+          <w:sz w:val="32"/>
+          <w:szCs w:val="32"/>
+          <w:lang w:val="hu-HU"/>
+        </w:rPr>
+        <w:t>:</w:t>
       </w:r>
     </w:p>
     <w:p>
@@ -722,7 +735,29 @@
           <w:sz w:val="32"/>
           <w:szCs w:val="32"/>
         </w:rPr>
-        <w:t>SZOFTVERFEJLESZTŐ- ÉS TESZTELŐ SZAK</w:t>
+        <w:t xml:space="preserve">SZOFTVERFEJLESZTŐ- </w:t>
+      </w:r>
+      <w:proofErr w:type="gramStart"/>
+      <w:r>
+        <w:rPr>
+          <w:rFonts w:ascii="Times New Roman" w:hAnsi="Times New Roman" w:cs="Times New Roman"/>
+          <w:snapToGrid w:val="0"/>
+          <w:color w:val="333399"/>
+          <w:sz w:val="32"/>
+          <w:szCs w:val="32"/>
+        </w:rPr>
+        <w:t>ÉS</w:t>
+      </w:r>
+      <w:proofErr w:type="gramEnd"/>
+      <w:r>
+        <w:rPr>
+          <w:rFonts w:ascii="Times New Roman" w:hAnsi="Times New Roman" w:cs="Times New Roman"/>
+          <w:snapToGrid w:val="0"/>
+          <w:color w:val="333399"/>
+          <w:sz w:val="32"/>
+          <w:szCs w:val="32"/>
+        </w:rPr>
+        <w:t xml:space="preserve"> TESZTELŐ SZAK</w:t>
       </w:r>
     </w:p>
     <w:p>
@@ -3107,12 +3142,7 @@
               <w:bCs/>
             </w:rPr>
             <w:sectPr>
-              <w:headerReference w:type="even" r:id="rId10"/>
-              <w:headerReference w:type="default" r:id="rId11"/>
-              <w:footerReference w:type="even" r:id="rId12"/>
-              <w:footerReference w:type="default" r:id="rId13"/>
-              <w:headerReference w:type="first" r:id="rId14"/>
-              <w:footerReference w:type="first" r:id="rId15"/>
+              <w:footerReference w:type="default" r:id="rId10"/>
               <w:pgSz w:w="11906" w:h="16838"/>
               <w:pgMar w:top="1417" w:right="1417" w:bottom="1417" w:left="1417" w:header="708" w:footer="708" w:gutter="0"/>
               <w:pgNumType w:start="1"/>
@@ -3239,10 +3269,7 @@
         <w:t xml:space="preserve">A </w:t>
       </w:r>
       <w:r>
-        <w:t>dmb-projects</w:t>
-      </w:r>
-      <w:r>
-        <w:t xml:space="preserve"> </w:t>
+        <w:t xml:space="preserve">dmb-projects </w:t>
       </w:r>
       <w:r>
         <w:t>ezért nem csupán egy egyszerű játékleírás, hanem egy összetett projekt, amelyben a webes felhasználói élmény, a vizuális bemutatás és a WPF alapú játékmenet egymást erősítve jelenik meg.</w:t>
@@ -4038,13 +4065,18 @@
         <w:t xml:space="preserve">A játékoldali adatok ezen felül tartalmazhatják a pályákhoz, az ellenfelek viselkedéséhez, a történeti szakaszokhoz és a későbbi statisztikai feldolgozáshoz szükséges mezőket is. Így a </w:t>
       </w:r>
       <w:r>
-        <w:t>dmb-projects</w:t>
-      </w:r>
-      <w:r>
-        <w:t xml:space="preserve">  </w:t>
-      </w:r>
-      <w:r>
-        <w:t>tartalmi világa a portál és a játék között is konzisztensen maradhat.</w:t>
+        <w:t>dmb-</w:t>
+      </w:r>
+      <w:proofErr w:type="gramStart"/>
+      <w:r>
+        <w:t xml:space="preserve">projects  </w:t>
+      </w:r>
+      <w:r>
+        <w:t>tartalmi</w:t>
+      </w:r>
+      <w:proofErr w:type="gramEnd"/>
+      <w:r>
+        <w:t xml:space="preserve"> világa a portál és a játék között is konzisztensen maradhat.</w:t>
       </w:r>
     </w:p>
     <w:p>
@@ -4108,10 +4140,7 @@
         <w:t xml:space="preserve">A </w:t>
       </w:r>
       <w:r>
-        <w:t>dmb-projects</w:t>
-      </w:r>
-      <w:r>
-        <w:t xml:space="preserve"> </w:t>
+        <w:t xml:space="preserve">dmb-projects </w:t>
       </w:r>
       <w:r>
         <w:t>logikai felépítése több, egymásra épülő modulból áll. Ezek között egyszerre találunk webes felülethez kapcsolódó komponenseket és a játékklienshez tartozó elemeket.</w:t>
@@ -4575,10 +4604,7 @@
         <w:t xml:space="preserve">A </w:t>
       </w:r>
       <w:r>
-        <w:t>dmb-projects</w:t>
-      </w:r>
-      <w:r>
-        <w:t xml:space="preserve"> </w:t>
+        <w:t xml:space="preserve">dmb-projects </w:t>
       </w:r>
       <w:r>
         <w:t>egyik fontos jövőbeli eleme a pontozási és statisztikai rendszer. A projekt jelenlegi formájában a hangsúly még inkább a bemutatáson és az alapfunkciókon van, de a tervek között szerepel olyan modul bevezetése, amely mérhetővé teszi a felhasználói aktivitást és a játékon belüli eredményeket.</w:t>
@@ -5624,10 +5650,7 @@
         <w:t xml:space="preserve">A főoldal rövid előzetessel fogadja a felhasználót, és bemutatja a projekt alapgondolatát. Ez teremti meg az első benyomást a </w:t>
       </w:r>
       <w:r>
-        <w:t>dmb-projects</w:t>
-      </w:r>
-      <w:r>
-        <w:t xml:space="preserve"> </w:t>
+        <w:t xml:space="preserve">dmb-projects </w:t>
       </w:r>
       <w:r>
         <w:t>világáról.</w:t>
@@ -5859,10 +5882,7 @@
         <w:t xml:space="preserve">A dokumentáció ezért külön kezeli ezt a területet, mert a </w:t>
       </w:r>
       <w:r>
-        <w:t>dmb-projects</w:t>
-      </w:r>
-      <w:r>
-        <w:t xml:space="preserve"> </w:t>
+        <w:t xml:space="preserve">dmb-projects </w:t>
       </w:r>
       <w:r>
         <w:t>egyik kulcsa a bemutató portál és az interaktív funkciók összekapcsolása.</w:t>
@@ -5913,10 +5933,7 @@
         <w:t xml:space="preserve">A projekt egyik legfontosabb előnye a komponens alapú felépítés. A </w:t>
       </w:r>
       <w:r>
-        <w:t>dmb-projects</w:t>
-      </w:r>
-      <w:r>
-        <w:t xml:space="preserve"> </w:t>
+        <w:t xml:space="preserve">dmb-projects </w:t>
       </w:r>
       <w:r>
         <w:t>webes és játékoldali elemei kisebb, jól elhatárolható egységekből épülnek fel, ami megkönnyíti a karbantartást és a későbbi fejlesztéseket.</w:t>
@@ -5983,10 +6000,7 @@
         <w:t xml:space="preserve">Ez a komponens alapú felépítés biztosítja, hogy a </w:t>
       </w:r>
       <w:r>
-        <w:t>dmb-projects</w:t>
-      </w:r>
-      <w:r>
-        <w:t xml:space="preserve"> </w:t>
+        <w:t xml:space="preserve">dmb-projects </w:t>
       </w:r>
       <w:r>
         <w:t>később új oldalakkal, további játékfunkciókkal vagy bővebb felhasználói modulokkal is egyszerűbben kiegészíthető legyen.</w:t>
@@ -6024,10 +6038,7 @@
         <w:t xml:space="preserve">A projekt egyik legfontosabb része a játékmeneti elemek megvalósítása. A prezentáció alapján a játékba már bekerültek olyan funkciók, amelyek előkészítik a további fejlesztést, miközben a korábban megfogalmazott fantasy történeti alap is jól illeszkedik a </w:t>
       </w:r>
       <w:r>
-        <w:t>dmb-projects</w:t>
-      </w:r>
-      <w:r>
-        <w:t xml:space="preserve"> </w:t>
+        <w:t xml:space="preserve">dmb-projects </w:t>
       </w:r>
       <w:r>
         <w:t>világához.</w:t>
@@ -6120,10 +6131,7 @@
         <w:t xml:space="preserve">Kiemelt szerepet kap a karakterdizájn és az animációk fejlesztése. Ez különösen fontos azért, mert a </w:t>
       </w:r>
       <w:r>
-        <w:t>dmb-projects</w:t>
-      </w:r>
-      <w:r>
-        <w:t xml:space="preserve"> </w:t>
+        <w:t xml:space="preserve">dmb-projects </w:t>
       </w:r>
       <w:r>
         <w:t>portálja és játéka egyaránt a karakterek világára épít.</w:t>
@@ -6174,10 +6182,7 @@
         <w:t xml:space="preserve">A játékba bekerült funkciók és a tervezett elemek együtt azt mutatják, hogy a </w:t>
       </w:r>
       <w:r>
-        <w:t>dmb-projects</w:t>
-      </w:r>
-      <w:r>
-        <w:t xml:space="preserve"> </w:t>
+        <w:t xml:space="preserve">dmb-projects </w:t>
       </w:r>
       <w:r>
         <w:t>nemcsak egy bemutató felület, hanem egy ténylegesen fejlődő játékprojekt is.</w:t>
@@ -6348,10 +6353,7 @@
         <w:t xml:space="preserve">Az adatkapcsolat tehát nem önálló technikai részlet, hanem a </w:t>
       </w:r>
       <w:r>
-        <w:t>dmb-projects</w:t>
-      </w:r>
-      <w:r>
-        <w:t xml:space="preserve"> </w:t>
+        <w:t xml:space="preserve">dmb-projects </w:t>
       </w:r>
       <w:r>
         <w:t>következő fejlődési szakaszának egyik alapfeltétele.</w:t>
@@ -6387,10 +6389,7 @@
         <w:t xml:space="preserve">A </w:t>
       </w:r>
       <w:r>
-        <w:t>dmb-projects</w:t>
-      </w:r>
-      <w:r>
-        <w:t xml:space="preserve"> </w:t>
+        <w:t xml:space="preserve">dmb-projects </w:t>
       </w:r>
       <w:r>
         <w:t>projektben az állapotkezelés több rétegen jelenik meg. A portálon az oldalak, űrlapok és felhasználói visszajelzések állapota fontos, míg a WPF játékkliensben a játékmeneti események és a vizuális frissítések kezelése kerül előtérbe.</w:t>
@@ -6563,10 +6562,7 @@
         <w:t xml:space="preserve">A tesztelés összességében azt szolgálta, hogy a </w:t>
       </w:r>
       <w:r>
-        <w:t>dmb-projects</w:t>
-      </w:r>
-      <w:r>
-        <w:t xml:space="preserve"> </w:t>
+        <w:t xml:space="preserve">dmb-projects </w:t>
       </w:r>
       <w:r>
         <w:t>már ebben a fejlesztési szakaszban is bemutatható, használható és továbbfejleszthető projekt maradjon.</w:t>
@@ -6618,10 +6614,7 @@
         <w:t xml:space="preserve">A </w:t>
       </w:r>
       <w:r>
-        <w:t>dmb-projects</w:t>
-      </w:r>
-      <w:r>
-        <w:t xml:space="preserve"> </w:t>
+        <w:t xml:space="preserve">dmb-projects </w:t>
       </w:r>
       <w:r>
         <w:t>projekt célja egy olyan fantasy világ felépítése, amely egyszerre jelenik meg egy látványos webes portálon és egy WPF-ben készülő játékmodulban. A két réteg együtt adja a projekt egyedi karakterét.</w:t>
@@ -6702,10 +6695,7 @@
         <w:t xml:space="preserve">Összességében a </w:t>
       </w:r>
       <w:r>
-        <w:t>dmb-projects</w:t>
-      </w:r>
-      <w:r>
-        <w:t xml:space="preserve"> </w:t>
+        <w:t xml:space="preserve">dmb-projects </w:t>
       </w:r>
       <w:r>
         <w:t>egy jól bővíthető, több technológiát összekapcsoló projekt, amely már jelenlegi állapotában is erős vizuális és funkcionális alapokkal rendelkezik.</w:t>
@@ -6778,7 +6768,15 @@
         </w:rPr>
       </w:pPr>
       <w:r>
-        <w:t>Téma: React dokumentáció, Webcím: https://react.dev/ , letöltés dátuma: 2026.04.14.</w:t>
+        <w:t xml:space="preserve">Téma: React dokumentáció, Webcím: </w:t>
+      </w:r>
+      <w:proofErr w:type="gramStart"/>
+      <w:r>
+        <w:t>https://react.dev/ ,</w:t>
+      </w:r>
+      <w:proofErr w:type="gramEnd"/>
+      <w:r>
+        <w:t xml:space="preserve"> letöltés dátuma: 2026.04.14.</w:t>
       </w:r>
     </w:p>
     <w:p>
@@ -6798,7 +6796,15 @@
         </w:rPr>
       </w:pPr>
       <w:r>
-        <w:t>Téma: React Router dokumentáció, Webcím: https://reactrouter.com/ , letöltés dátuma: 2026.04.14.</w:t>
+        <w:t xml:space="preserve">Téma: React Router dokumentáció, Webcím: </w:t>
+      </w:r>
+      <w:proofErr w:type="gramStart"/>
+      <w:r>
+        <w:t>https://reactrouter.com/ ,</w:t>
+      </w:r>
+      <w:proofErr w:type="gramEnd"/>
+      <w:r>
+        <w:t xml:space="preserve"> letöltés dátuma: 2026.04.14.</w:t>
       </w:r>
     </w:p>
     <w:p>
@@ -6818,7 +6824,15 @@
         </w:rPr>
       </w:pPr>
       <w:r>
-        <w:t>Téma: Vite dokumentáció, Webcím: https://vite.dev/guide/ , letöltés dátuma: 2026.04.14.</w:t>
+        <w:t xml:space="preserve">Téma: Vite dokumentáció, Webcím: </w:t>
+      </w:r>
+      <w:proofErr w:type="gramStart"/>
+      <w:r>
+        <w:t>https://vite.dev/guide/ ,</w:t>
+      </w:r>
+      <w:proofErr w:type="gramEnd"/>
+      <w:r>
+        <w:t xml:space="preserve"> letöltés dátuma: 2026.04.14.</w:t>
       </w:r>
     </w:p>
     <w:p>
@@ -6838,7 +6852,15 @@
         </w:rPr>
       </w:pPr>
       <w:r>
-        <w:t>Téma: CSS referencia, Webcím: https://developer.mozilla.org/en-US/docs/Web/CSS , letöltés dátuma: 2026.04.14.</w:t>
+        <w:t xml:space="preserve">Téma: CSS referencia, Webcím: </w:t>
+      </w:r>
+      <w:proofErr w:type="gramStart"/>
+      <w:r>
+        <w:t>https://developer.mozilla.org/en-US/docs/Web/CSS ,</w:t>
+      </w:r>
+      <w:proofErr w:type="gramEnd"/>
+      <w:r>
+        <w:t xml:space="preserve"> letöltés dátuma: 2026.04.14.</w:t>
       </w:r>
     </w:p>
     <w:p>
@@ -6858,7 +6880,15 @@
         </w:rPr>
       </w:pPr>
       <w:r>
-        <w:t>Téma: Windows Presentation Foundation (WPF) áttekintés, Webcím: https://learn.microsoft.com/en-us/dotnet/desktop/wpf/overview/ , letöltés dátuma: 2026.04.14.</w:t>
+        <w:t xml:space="preserve">Téma: Windows Presentation Foundation (WPF) áttekintés, Webcím: </w:t>
+      </w:r>
+      <w:proofErr w:type="gramStart"/>
+      <w:r>
+        <w:t>https://learn.microsoft.com/en-us/dotnet/desktop/wpf/overview/ ,</w:t>
+      </w:r>
+      <w:proofErr w:type="gramEnd"/>
+      <w:r>
+        <w:t xml:space="preserve"> letöltés dátuma: 2026.04.14.</w:t>
       </w:r>
     </w:p>
     <w:p>
@@ -6878,7 +6908,15 @@
         </w:rPr>
       </w:pPr>
       <w:r>
-        <w:t>Téma: XAML áttekintés WPF környezetben, Webcím: https://learn.microsoft.com/en-us/dotnet/desktop/wpf/xaml/ , letöltés dátuma: 2026.04.14.</w:t>
+        <w:t xml:space="preserve">Téma: XAML áttekintés WPF környezetben, Webcím: </w:t>
+      </w:r>
+      <w:proofErr w:type="gramStart"/>
+      <w:r>
+        <w:t>https://learn.microsoft.com/en-us/dotnet/desktop/wpf/xaml/ ,</w:t>
+      </w:r>
+      <w:proofErr w:type="gramEnd"/>
+      <w:r>
+        <w:t xml:space="preserve"> letöltés dátuma: 2026.04.14.</w:t>
       </w:r>
     </w:p>
     <w:p>
@@ -6898,7 +6936,15 @@
         </w:rPr>
       </w:pPr>
       <w:r>
-        <w:t>Téma: C# dokumentáció, Webcím: https://learn.microsoft.com/en-us/dotnet/csharp/ , letöltés dátuma: 2026.04.14.</w:t>
+        <w:t xml:space="preserve">Téma: C# dokumentáció, Webcím: </w:t>
+      </w:r>
+      <w:proofErr w:type="gramStart"/>
+      <w:r>
+        <w:t>https://learn.microsoft.com/en-us/dotnet/csharp/ ,</w:t>
+      </w:r>
+      <w:proofErr w:type="gramEnd"/>
+      <w:r>
+        <w:t xml:space="preserve"> letöltés dátuma: 2026.04.14.</w:t>
       </w:r>
     </w:p>
     <w:p>
@@ -6918,7 +6964,15 @@
         </w:rPr>
       </w:pPr>
       <w:r>
-        <w:t>Téma: JSON formátum és adatkezelés, Webcím: https://www.json.org/ , letöltés dátuma: 2026.04.14.</w:t>
+        <w:t xml:space="preserve">Téma: JSON formátum és adatkezelés, Webcím: </w:t>
+      </w:r>
+      <w:proofErr w:type="gramStart"/>
+      <w:r>
+        <w:t>https://www.json.org/ ,</w:t>
+      </w:r>
+      <w:proofErr w:type="gramEnd"/>
+      <w:r>
+        <w:t xml:space="preserve"> letöltés dátuma: 2026.04.14.</w:t>
       </w:r>
     </w:p>
     <w:p>
@@ -6938,7 +6992,15 @@
         </w:rPr>
       </w:pPr>
       <w:r>
-        <w:t>Téma: Git dokumentáció, Webcím: https://git-scm.com/doc , letöltés dátuma: 2026.04.14.</w:t>
+        <w:t xml:space="preserve">Téma: Git dokumentáció, Webcím: </w:t>
+      </w:r>
+      <w:proofErr w:type="gramStart"/>
+      <w:r>
+        <w:t>https://git-scm.com/doc ,</w:t>
+      </w:r>
+      <w:proofErr w:type="gramEnd"/>
+      <w:r>
+        <w:t xml:space="preserve"> letöltés dátuma: 2026.04.14.</w:t>
       </w:r>
     </w:p>
     <w:p>
@@ -6957,7 +7019,7 @@
           <w:lang w:val="hu-HU"/>
         </w:rPr>
         <w:sectPr>
-          <w:footerReference w:type="default" r:id="rId16"/>
+          <w:footerReference w:type="default" r:id="rId11"/>
           <w:pgSz w:w="11906" w:h="16838"/>
           <w:pgMar w:top="1417" w:right="1417" w:bottom="1417" w:left="1417" w:header="708" w:footer="708" w:gutter="0"/>
           <w:pgNumType w:start="1"/>
@@ -6979,7 +7041,7 @@
           <w:lang w:val="hu-HU"/>
         </w:rPr>
         <w:sectPr>
-          <w:footerReference w:type="default" r:id="rId17"/>
+          <w:footerReference w:type="default" r:id="rId12"/>
           <w:pgSz w:w="11906" w:h="16838" w:code="9"/>
           <w:pgMar w:top="1418" w:right="1418" w:bottom="1418" w:left="1418" w:header="709" w:footer="709" w:gutter="0"/>
           <w:pgNumType w:fmt="upperRoman" w:start="1"/>
@@ -7012,24 +7074,27 @@
       </w:pPr>
       <w:r>
         <w:lastRenderedPageBreak/>
-        <w:t>Adatmodell vázlat:</w:t>
-      </w:r>
-    </w:p>
-    <w:p>
-      <w:pPr>
-        <w:rPr>
-          <w:lang w:val="hu-HU"/>
-        </w:rPr>
-      </w:pPr>
-      <w:r>
-        <w:rPr>
-          <w:noProof/>
+        <w:t>A történet lépéseinek megvalósítása</w:t>
+      </w:r>
+      <w:r>
+        <w:t>:</w:t>
+      </w:r>
+    </w:p>
+    <w:p>
+      <w:pPr>
+        <w:rPr>
+          <w:lang w:val="hu-HU"/>
+        </w:rPr>
+      </w:pPr>
+      <w:r>
+        <w:rPr>
+          <w:lang w:val="hu-HU"/>
         </w:rPr>
         <w:drawing>
-          <wp:inline distT="0" distB="0" distL="0" distR="0" wp14:anchorId="4B9C55F1" wp14:editId="1C0D5D6D">
-            <wp:extent cx="5759450" cy="1656080"/>
-            <wp:effectExtent l="0" t="0" r="0" b="1270"/>
-            <wp:docPr id="1151879289" name="Kép 1"/>
+          <wp:inline distT="0" distB="0" distL="0" distR="0" wp14:anchorId="746C7DFE" wp14:editId="16CB652B">
+            <wp:extent cx="5759450" cy="4544060"/>
+            <wp:effectExtent l="0" t="0" r="0" b="8890"/>
+            <wp:docPr id="6" name="Kép 6"/>
             <wp:cNvGraphicFramePr>
               <a:graphicFrameLocks xmlns:a="http://schemas.openxmlformats.org/drawingml/2006/main" noChangeAspect="1"/>
             </wp:cNvGraphicFramePr>
@@ -7037,86 +7102,11 @@
               <a:graphicData uri="http://schemas.openxmlformats.org/drawingml/2006/picture">
                 <pic:pic xmlns:pic="http://schemas.openxmlformats.org/drawingml/2006/picture">
                   <pic:nvPicPr>
-                    <pic:cNvPr id="0" name="Picture 1"/>
-                    <pic:cNvPicPr>
-                      <a:picLocks noChangeAspect="1" noChangeArrowheads="1"/>
-                    </pic:cNvPicPr>
-                  </pic:nvPicPr>
-                  <pic:blipFill>
-                    <a:blip r:embed="rId18" cstate="print">
-                      <a:extLst>
-                        <a:ext uri="{28A0092B-C50C-407E-A947-70E740481C1C}">
-                          <a14:useLocalDpi xmlns:a14="http://schemas.microsoft.com/office/drawing/2010/main" val="0"/>
-                        </a:ext>
-                      </a:extLst>
-                    </a:blip>
-                    <a:srcRect/>
-                    <a:stretch>
-                      <a:fillRect/>
-                    </a:stretch>
-                  </pic:blipFill>
-                  <pic:spPr bwMode="auto">
-                    <a:xfrm>
-                      <a:off x="0" y="0"/>
-                      <a:ext cx="5759450" cy="1656080"/>
-                    </a:xfrm>
-                    <a:prstGeom prst="rect">
-                      <a:avLst/>
-                    </a:prstGeom>
-                    <a:noFill/>
-                    <a:ln>
-                      <a:noFill/>
-                    </a:ln>
-                  </pic:spPr>
-                </pic:pic>
-              </a:graphicData>
-            </a:graphic>
-          </wp:inline>
-        </w:drawing>
-      </w:r>
-    </w:p>
-    <w:p>
-      <w:pPr>
-        <w:pStyle w:val="Cmsor2"/>
-        <w:spacing w:before="720"/>
-        <w:jc w:val="center"/>
-        <w:rPr>
-          <w:rFonts w:ascii="Times New Roman" w:hAnsi="Times New Roman" w:cs="Times New Roman"/>
-          <w:lang w:val="hu-HU"/>
-        </w:rPr>
-      </w:pPr>
-      <w:r>
-        <w:t>Felhasználói felület komponens példa:</w:t>
-      </w:r>
-    </w:p>
-    <w:p>
-      <w:pPr>
-        <w:rPr>
-          <w:lang w:val="hu-HU"/>
-        </w:rPr>
-      </w:pPr>
-      <w:r>
-        <w:rPr>
-          <w:noProof/>
-          <w:lang w:val="hu-HU"/>
-        </w:rPr>
-        <w:drawing>
-          <wp:inline distT="0" distB="0" distL="0" distR="0" wp14:anchorId="3C30915C" wp14:editId="50B5F24A">
-            <wp:extent cx="5759450" cy="2073910"/>
-            <wp:effectExtent l="0" t="0" r="0" b="2540"/>
-            <wp:docPr id="259549233" name="Kép 1"/>
-            <wp:cNvGraphicFramePr>
-              <a:graphicFrameLocks xmlns:a="http://schemas.openxmlformats.org/drawingml/2006/main" noChangeAspect="1"/>
-            </wp:cNvGraphicFramePr>
-            <a:graphic xmlns:a="http://schemas.openxmlformats.org/drawingml/2006/main">
-              <a:graphicData uri="http://schemas.openxmlformats.org/drawingml/2006/picture">
-                <pic:pic xmlns:pic="http://schemas.openxmlformats.org/drawingml/2006/picture">
-                  <pic:nvPicPr>
-                    <pic:cNvPr id="259549233" name=""/>
+                    <pic:cNvPr id="1" name=""/>
                     <pic:cNvPicPr/>
                   </pic:nvPicPr>
                   <pic:blipFill>
-                    <a:blip r:embed="rId19"/>
+                    <a:blip r:embed="rId13"/>
                     <a:stretch>
                       <a:fillRect/>
                     </a:stretch>
@@ -7124,7 +7114,7 @@
                   <pic:spPr>
                     <a:xfrm>
                       <a:off x="0" y="0"/>
-                      <a:ext cx="5759450" cy="2073910"/>
+                      <a:ext cx="5759450" cy="4544060"/>
                     </a:xfrm>
                     <a:prstGeom prst="rect">
                       <a:avLst/>
@@ -7140,6 +7130,7 @@
     <w:p>
       <w:pPr>
         <w:pStyle w:val="Cmsor2"/>
+        <w:spacing w:before="720"/>
         <w:jc w:val="center"/>
         <w:rPr>
           <w:rFonts w:ascii="Times New Roman" w:hAnsi="Times New Roman" w:cs="Times New Roman"/>
@@ -7147,26 +7138,24 @@
         </w:rPr>
       </w:pPr>
       <w:r>
-        <w:lastRenderedPageBreak/>
-        <w:t>Harci vezérlő példa (BorienAttack):</w:t>
-      </w:r>
-    </w:p>
-    <w:p>
-      <w:pPr>
-        <w:rPr>
-          <w:lang w:val="hu-HU"/>
-        </w:rPr>
-      </w:pPr>
-      <w:r>
-        <w:rPr>
-          <w:noProof/>
+        <w:t>A pálya létrehozása</w:t>
+      </w:r>
+    </w:p>
+    <w:p>
+      <w:pPr>
+        <w:rPr>
+          <w:lang w:val="hu-HU"/>
+        </w:rPr>
+      </w:pPr>
+      <w:r>
+        <w:rPr>
           <w:lang w:val="hu-HU"/>
         </w:rPr>
         <w:drawing>
-          <wp:inline distT="0" distB="0" distL="0" distR="0" wp14:anchorId="63E477C4" wp14:editId="02BB5A4D">
-            <wp:extent cx="5600700" cy="8592470"/>
+          <wp:inline distT="0" distB="0" distL="0" distR="0" wp14:anchorId="580E6455" wp14:editId="5ECD97C1">
+            <wp:extent cx="5759450" cy="2936875"/>
             <wp:effectExtent l="0" t="0" r="0" b="0"/>
-            <wp:docPr id="275086342" name="Kép 1"/>
+            <wp:docPr id="7" name="Kép 7"/>
             <wp:cNvGraphicFramePr>
               <a:graphicFrameLocks xmlns:a="http://schemas.openxmlformats.org/drawingml/2006/main" noChangeAspect="1"/>
             </wp:cNvGraphicFramePr>
@@ -7174,11 +7163,11 @@
               <a:graphicData uri="http://schemas.openxmlformats.org/drawingml/2006/picture">
                 <pic:pic xmlns:pic="http://schemas.openxmlformats.org/drawingml/2006/picture">
                   <pic:nvPicPr>
-                    <pic:cNvPr id="275086342" name=""/>
+                    <pic:cNvPr id="1" name=""/>
                     <pic:cNvPicPr/>
                   </pic:nvPicPr>
                   <pic:blipFill>
-                    <a:blip r:embed="rId20"/>
+                    <a:blip r:embed="rId14"/>
                     <a:stretch>
                       <a:fillRect/>
                     </a:stretch>
@@ -7186,7 +7175,7 @@
                   <pic:spPr>
                     <a:xfrm>
                       <a:off x="0" y="0"/>
-                      <a:ext cx="5612700" cy="8610880"/>
+                      <a:ext cx="5759450" cy="2936875"/>
                     </a:xfrm>
                     <a:prstGeom prst="rect">
                       <a:avLst/>
@@ -7199,8 +7188,77 @@
         </w:drawing>
       </w:r>
     </w:p>
+    <w:p>
+      <w:pPr>
+        <w:pStyle w:val="Cmsor2"/>
+        <w:jc w:val="center"/>
+        <w:rPr>
+          <w:rFonts w:ascii="Times New Roman" w:hAnsi="Times New Roman" w:cs="Times New Roman"/>
+          <w:lang w:val="hu-HU"/>
+        </w:rPr>
+      </w:pPr>
+      <w:r>
+        <w:lastRenderedPageBreak/>
+        <w:t>Enemy típusok létrehozása</w:t>
+      </w:r>
+      <w:r>
+        <w:t xml:space="preserve"> (ugyan ez NPC-nél)</w:t>
+      </w:r>
+      <w:bookmarkStart w:id="6" w:name="_GoBack"/>
+      <w:bookmarkEnd w:id="6"/>
+      <w:r>
+        <w:t>:</w:t>
+      </w:r>
+    </w:p>
+    <w:p>
+      <w:pPr>
+        <w:rPr>
+          <w:lang w:val="hu-HU"/>
+        </w:rPr>
+      </w:pPr>
+      <w:r>
+        <w:rPr>
+          <w:lang w:val="hu-HU"/>
+        </w:rPr>
+        <w:drawing>
+          <wp:inline distT="0" distB="0" distL="0" distR="0" wp14:anchorId="7FFF1873" wp14:editId="0EC7AEFB">
+            <wp:extent cx="5759450" cy="4721225"/>
+            <wp:effectExtent l="0" t="0" r="0" b="3175"/>
+            <wp:docPr id="4" name="Kép 4"/>
+            <wp:cNvGraphicFramePr>
+              <a:graphicFrameLocks xmlns:a="http://schemas.openxmlformats.org/drawingml/2006/main" noChangeAspect="1"/>
+            </wp:cNvGraphicFramePr>
+            <a:graphic xmlns:a="http://schemas.openxmlformats.org/drawingml/2006/main">
+              <a:graphicData uri="http://schemas.openxmlformats.org/drawingml/2006/picture">
+                <pic:pic xmlns:pic="http://schemas.openxmlformats.org/drawingml/2006/picture">
+                  <pic:nvPicPr>
+                    <pic:cNvPr id="1" name=""/>
+                    <pic:cNvPicPr/>
+                  </pic:nvPicPr>
+                  <pic:blipFill>
+                    <a:blip r:embed="rId15"/>
+                    <a:stretch>
+                      <a:fillRect/>
+                    </a:stretch>
+                  </pic:blipFill>
+                  <pic:spPr>
+                    <a:xfrm>
+                      <a:off x="0" y="0"/>
+                      <a:ext cx="5759450" cy="4721225"/>
+                    </a:xfrm>
+                    <a:prstGeom prst="rect">
+                      <a:avLst/>
+                    </a:prstGeom>
+                  </pic:spPr>
+                </pic:pic>
+              </a:graphicData>
+            </a:graphic>
+          </wp:inline>
+        </w:drawing>
+      </w:r>
+    </w:p>
     <w:sectPr>
-      <w:footerReference w:type="default" r:id="rId21"/>
+      <w:footerReference w:type="default" r:id="rId16"/>
       <w:pgSz w:w="11906" w:h="16838" w:code="9"/>
       <w:pgMar w:top="1418" w:right="1418" w:bottom="1418" w:left="1418" w:header="709" w:footer="709" w:gutter="0"/>
       <w:pgNumType w:fmt="upperRoman" w:start="1"/>
@@ -7212,7 +7270,7 @@
 </file>
 
 <file path=word/endnotes.xml><?xml version="1.0" encoding="utf-8"?>
-<w:endnotes xmlns:wpc="http://schemas.microsoft.com/office/word/2010/wordprocessingCanvas" xmlns:cx="http://schemas.microsoft.com/office/drawing/2014/chartex" xmlns:cx1="http://schemas.microsoft.com/office/drawing/2015/9/8/chartex" xmlns:cx2="http://schemas.microsoft.com/office/drawing/2015/10/21/chartex" xmlns:cx3="http://schemas.microsoft.com/office/drawing/2016/5/9/chartex" xmlns:cx4="http://schemas.microsoft.com/office/drawing/2016/5/10/chartex" xmlns:cx5="http://schemas.microsoft.com/office/drawing/2016/5/11/chartex" xmlns:cx6="http://schemas.microsoft.com/office/drawing/2016/5/12/chartex" xmlns:cx7="http://schemas.microsoft.com/office/drawing/2016/5/13/chartex" xmlns:cx8="http://schemas.microsoft.com/office/drawing/2016/5/14/chartex" xmlns:mc="http://schemas.openxmlformats.org/markup-compatibility/2006" xmlns:aink="http://schemas.microsoft.com/office/drawing/2016/ink" xmlns:am3d="http://schemas.microsoft.com/office/drawing/2017/model3d" xmlns:o="urn:schemas-microsoft-com:office:office" xmlns:oel="http://schemas.microsoft.com/office/2019/extlst" xmlns:r="http://schemas.openxmlformats.org/officeDocument/2006/relationships" xmlns:m="http://schemas.openxmlformats.org/officeDocument/2006/math" xmlns:v="urn:schemas-microsoft-com:vml" xmlns:wp14="http://schemas.microsoft.com/office/word/2010/wordprocessingDrawing" xmlns:wp="http://schemas.openxmlformats.org/drawingml/2006/wordprocessingDrawing" xmlns:w10="urn:schemas-microsoft-com:office:word" xmlns:w="http://schemas.openxmlformats.org/wordprocessingml/2006/main" xmlns:w14="http://schemas.microsoft.com/office/word/2010/wordml" xmlns:w15="http://schemas.microsoft.com/office/word/2012/wordml" xmlns:w16cex="http://schemas.microsoft.com/office/word/2018/wordml/cex" xmlns:w16cid="http://schemas.microsoft.com/office/word/2016/wordml/cid" xmlns:w16="http://schemas.microsoft.com/office/word/2018/wordml" xmlns:w16du="http://schemas.microsoft.com/office/word/2023/wordml/word16du" xmlns:w16sdtdh="http://schemas.microsoft.com/office/word/2020/wordml/sdtdatahash" xmlns:w16sdtfl="http://schemas.microsoft.com/office/word/2024/wordml/sdtformatlock" xmlns:w16se="http://schemas.microsoft.com/office/word/2015/wordml/symex" xmlns:wpg="http://schemas.microsoft.com/office/word/2010/wordprocessingGroup" xmlns:wpi="http://schemas.microsoft.com/office/word/2010/wordprocessingInk" xmlns:wne="http://schemas.microsoft.com/office/word/2006/wordml" xmlns:wps="http://schemas.microsoft.com/office/word/2010/wordprocessingShape" mc:Ignorable="w14 w15 w16se w16cid w16 w16cex w16sdtdh w16sdtfl w16du wp14">
+<w:endnotes xmlns:wpc="http://schemas.microsoft.com/office/word/2010/wordprocessingCanvas" xmlns:cx="http://schemas.microsoft.com/office/drawing/2014/chartex" xmlns:mc="http://schemas.openxmlformats.org/markup-compatibility/2006" xmlns:o="urn:schemas-microsoft-com:office:office" xmlns:r="http://schemas.openxmlformats.org/officeDocument/2006/relationships" xmlns:m="http://schemas.openxmlformats.org/officeDocument/2006/math" xmlns:v="urn:schemas-microsoft-com:vml" xmlns:wp14="http://schemas.microsoft.com/office/word/2010/wordprocessingDrawing" xmlns:wp="http://schemas.openxmlformats.org/drawingml/2006/wordprocessingDrawing" xmlns:w10="urn:schemas-microsoft-com:office:word" xmlns:w="http://schemas.openxmlformats.org/wordprocessingml/2006/main" xmlns:w14="http://schemas.microsoft.com/office/word/2010/wordml" xmlns:w15="http://schemas.microsoft.com/office/word/2012/wordml" xmlns:w16se="http://schemas.microsoft.com/office/word/2015/wordml/symex" xmlns:wpg="http://schemas.microsoft.com/office/word/2010/wordprocessingGroup" xmlns:wpi="http://schemas.microsoft.com/office/word/2010/wordprocessingInk" xmlns:wne="http://schemas.microsoft.com/office/word/2006/wordml" xmlns:wps="http://schemas.microsoft.com/office/word/2010/wordprocessingShape" mc:Ignorable="w14 w15 w16se wp14">
   <w:endnote w:type="separator" w:id="-1">
     <w:p>
       <w:pPr>
@@ -7237,17 +7295,7 @@
 </file>
 
 <file path=word/footer1.xml><?xml version="1.0" encoding="utf-8"?>
-<w:ftr xmlns:wpc="http://schemas.microsoft.com/office/word/2010/wordprocessingCanvas" xmlns:cx="http://schemas.microsoft.com/office/drawing/2014/chartex" xmlns:cx1="http://schemas.microsoft.com/office/drawing/2015/9/8/chartex" xmlns:cx2="http://schemas.microsoft.com/office/drawing/2015/10/21/chartex" xmlns:cx3="http://schemas.microsoft.com/office/drawing/2016/5/9/chartex" xmlns:cx4="http://schemas.microsoft.com/office/drawing/2016/5/10/chartex" xmlns:cx5="http://schemas.microsoft.com/office/drawing/2016/5/11/chartex" xmlns:cx6="http://schemas.microsoft.com/office/drawing/2016/5/12/chartex" xmlns:cx7="http://schemas.microsoft.com/office/drawing/2016/5/13/chartex" xmlns:cx8="http://schemas.microsoft.com/office/drawing/2016/5/14/chartex" xmlns:mc="http://schemas.openxmlformats.org/markup-compatibility/2006" xmlns:aink="http://schemas.microsoft.com/office/drawing/2016/ink" xmlns:am3d="http://schemas.microsoft.com/office/drawing/2017/model3d" xmlns:o="urn:schemas-microsoft-com:office:office" xmlns:oel="http://schemas.microsoft.com/office/2019/extlst" xmlns:r="http://schemas.openxmlformats.org/officeDocument/2006/relationships" xmlns:m="http://schemas.openxmlformats.org/officeDocument/2006/math" xmlns:v="urn:schemas-microsoft-com:vml" xmlns:wp14="http://schemas.microsoft.com/office/word/2010/wordprocessingDrawing" xmlns:wp="http://schemas.openxmlformats.org/drawingml/2006/wordprocessingDrawing" xmlns:w10="urn:schemas-microsoft-com:office:word" xmlns:w="http://schemas.openxmlformats.org/wordprocessingml/2006/main" xmlns:w14="http://schemas.microsoft.com/office/word/2010/wordml" xmlns:w15="http://schemas.microsoft.com/office/word/2012/wordml" xmlns:w16cex="http://schemas.microsoft.com/office/word/2018/wordml/cex" xmlns:w16cid="http://schemas.microsoft.com/office/word/2016/wordml/cid" xmlns:w16="http://schemas.microsoft.com/office/word/2018/wordml" xmlns:w16du="http://schemas.microsoft.com/office/word/2023/wordml/word16du" xmlns:w16sdtdh="http://schemas.microsoft.com/office/word/2020/wordml/sdtdatahash" xmlns:w16sdtfl="http://schemas.microsoft.com/office/word/2024/wordml/sdtformatlock" xmlns:w16se="http://schemas.microsoft.com/office/word/2015/wordml/symex" xmlns:wpg="http://schemas.microsoft.com/office/word/2010/wordprocessingGroup" xmlns:wpi="http://schemas.microsoft.com/office/word/2010/wordprocessingInk" xmlns:wne="http://schemas.microsoft.com/office/word/2006/wordml" xmlns:wps="http://schemas.microsoft.com/office/word/2010/wordprocessingShape" mc:Ignorable="w14 w15 w16se w16cid w16 w16cex w16sdtdh w16sdtfl w16du wp14">
-  <w:p>
-    <w:pPr>
-      <w:pStyle w:val="llb"/>
-    </w:pPr>
-  </w:p>
-</w:ftr>
-</file>
-
-<file path=word/footer2.xml><?xml version="1.0" encoding="utf-8"?>
-<w:ftr xmlns:wpc="http://schemas.microsoft.com/office/word/2010/wordprocessingCanvas" xmlns:cx="http://schemas.microsoft.com/office/drawing/2014/chartex" xmlns:cx1="http://schemas.microsoft.com/office/drawing/2015/9/8/chartex" xmlns:cx2="http://schemas.microsoft.com/office/drawing/2015/10/21/chartex" xmlns:cx3="http://schemas.microsoft.com/office/drawing/2016/5/9/chartex" xmlns:cx4="http://schemas.microsoft.com/office/drawing/2016/5/10/chartex" xmlns:cx5="http://schemas.microsoft.com/office/drawing/2016/5/11/chartex" xmlns:cx6="http://schemas.microsoft.com/office/drawing/2016/5/12/chartex" xmlns:cx7="http://schemas.microsoft.com/office/drawing/2016/5/13/chartex" xmlns:cx8="http://schemas.microsoft.com/office/drawing/2016/5/14/chartex" xmlns:mc="http://schemas.openxmlformats.org/markup-compatibility/2006" xmlns:aink="http://schemas.microsoft.com/office/drawing/2016/ink" xmlns:am3d="http://schemas.microsoft.com/office/drawing/2017/model3d" xmlns:o="urn:schemas-microsoft-com:office:office" xmlns:oel="http://schemas.microsoft.com/office/2019/extlst" xmlns:r="http://schemas.openxmlformats.org/officeDocument/2006/relationships" xmlns:m="http://schemas.openxmlformats.org/officeDocument/2006/math" xmlns:v="urn:schemas-microsoft-com:vml" xmlns:wp14="http://schemas.microsoft.com/office/word/2010/wordprocessingDrawing" xmlns:wp="http://schemas.openxmlformats.org/drawingml/2006/wordprocessingDrawing" xmlns:w10="urn:schemas-microsoft-com:office:word" xmlns:w="http://schemas.openxmlformats.org/wordprocessingml/2006/main" xmlns:w14="http://schemas.microsoft.com/office/word/2010/wordml" xmlns:w15="http://schemas.microsoft.com/office/word/2012/wordml" xmlns:w16cex="http://schemas.microsoft.com/office/word/2018/wordml/cex" xmlns:w16cid="http://schemas.microsoft.com/office/word/2016/wordml/cid" xmlns:w16="http://schemas.microsoft.com/office/word/2018/wordml" xmlns:w16du="http://schemas.microsoft.com/office/word/2023/wordml/word16du" xmlns:w16sdtdh="http://schemas.microsoft.com/office/word/2020/wordml/sdtdatahash" xmlns:w16sdtfl="http://schemas.microsoft.com/office/word/2024/wordml/sdtformatlock" xmlns:w16se="http://schemas.microsoft.com/office/word/2015/wordml/symex" xmlns:wpg="http://schemas.microsoft.com/office/word/2010/wordprocessingGroup" xmlns:wpi="http://schemas.microsoft.com/office/word/2010/wordprocessingInk" xmlns:wne="http://schemas.microsoft.com/office/word/2006/wordml" xmlns:wps="http://schemas.microsoft.com/office/word/2010/wordprocessingShape" mc:Ignorable="w14 w15 w16se w16cid w16 w16cex w16sdtdh w16sdtfl w16du wp14">
+<w:ftr xmlns:wpc="http://schemas.microsoft.com/office/word/2010/wordprocessingCanvas" xmlns:cx="http://schemas.microsoft.com/office/drawing/2014/chartex" xmlns:mc="http://schemas.openxmlformats.org/markup-compatibility/2006" xmlns:o="urn:schemas-microsoft-com:office:office" xmlns:r="http://schemas.openxmlformats.org/officeDocument/2006/relationships" xmlns:m="http://schemas.openxmlformats.org/officeDocument/2006/math" xmlns:v="urn:schemas-microsoft-com:vml" xmlns:wp14="http://schemas.microsoft.com/office/word/2010/wordprocessingDrawing" xmlns:wp="http://schemas.openxmlformats.org/drawingml/2006/wordprocessingDrawing" xmlns:w10="urn:schemas-microsoft-com:office:word" xmlns:w="http://schemas.openxmlformats.org/wordprocessingml/2006/main" xmlns:w14="http://schemas.microsoft.com/office/word/2010/wordml" xmlns:w15="http://schemas.microsoft.com/office/word/2012/wordml" xmlns:w16se="http://schemas.microsoft.com/office/word/2015/wordml/symex" xmlns:wpg="http://schemas.microsoft.com/office/word/2010/wordprocessingGroup" xmlns:wpi="http://schemas.microsoft.com/office/word/2010/wordprocessingInk" xmlns:wne="http://schemas.microsoft.com/office/word/2006/wordml" xmlns:wps="http://schemas.microsoft.com/office/word/2010/wordprocessingShape" mc:Ignorable="w14 w15 w16se wp14">
   <w:p>
     <w:pPr>
       <w:pStyle w:val="llb"/>
@@ -7267,18 +7315,8 @@
 </w:ftr>
 </file>
 
-<file path=word/footer3.xml><?xml version="1.0" encoding="utf-8"?>
-<w:ftr xmlns:wpc="http://schemas.microsoft.com/office/word/2010/wordprocessingCanvas" xmlns:cx="http://schemas.microsoft.com/office/drawing/2014/chartex" xmlns:cx1="http://schemas.microsoft.com/office/drawing/2015/9/8/chartex" xmlns:cx2="http://schemas.microsoft.com/office/drawing/2015/10/21/chartex" xmlns:cx3="http://schemas.microsoft.com/office/drawing/2016/5/9/chartex" xmlns:cx4="http://schemas.microsoft.com/office/drawing/2016/5/10/chartex" xmlns:cx5="http://schemas.microsoft.com/office/drawing/2016/5/11/chartex" xmlns:cx6="http://schemas.microsoft.com/office/drawing/2016/5/12/chartex" xmlns:cx7="http://schemas.microsoft.com/office/drawing/2016/5/13/chartex" xmlns:cx8="http://schemas.microsoft.com/office/drawing/2016/5/14/chartex" xmlns:mc="http://schemas.openxmlformats.org/markup-compatibility/2006" xmlns:aink="http://schemas.microsoft.com/office/drawing/2016/ink" xmlns:am3d="http://schemas.microsoft.com/office/drawing/2017/model3d" xmlns:o="urn:schemas-microsoft-com:office:office" xmlns:oel="http://schemas.microsoft.com/office/2019/extlst" xmlns:r="http://schemas.openxmlformats.org/officeDocument/2006/relationships" xmlns:m="http://schemas.openxmlformats.org/officeDocument/2006/math" xmlns:v="urn:schemas-microsoft-com:vml" xmlns:wp14="http://schemas.microsoft.com/office/word/2010/wordprocessingDrawing" xmlns:wp="http://schemas.openxmlformats.org/drawingml/2006/wordprocessingDrawing" xmlns:w10="urn:schemas-microsoft-com:office:word" xmlns:w="http://schemas.openxmlformats.org/wordprocessingml/2006/main" xmlns:w14="http://schemas.microsoft.com/office/word/2010/wordml" xmlns:w15="http://schemas.microsoft.com/office/word/2012/wordml" xmlns:w16cex="http://schemas.microsoft.com/office/word/2018/wordml/cex" xmlns:w16cid="http://schemas.microsoft.com/office/word/2016/wordml/cid" xmlns:w16="http://schemas.microsoft.com/office/word/2018/wordml" xmlns:w16du="http://schemas.microsoft.com/office/word/2023/wordml/word16du" xmlns:w16sdtdh="http://schemas.microsoft.com/office/word/2020/wordml/sdtdatahash" xmlns:w16sdtfl="http://schemas.microsoft.com/office/word/2024/wordml/sdtformatlock" xmlns:w16se="http://schemas.microsoft.com/office/word/2015/wordml/symex" xmlns:wpg="http://schemas.microsoft.com/office/word/2010/wordprocessingGroup" xmlns:wpi="http://schemas.microsoft.com/office/word/2010/wordprocessingInk" xmlns:wne="http://schemas.microsoft.com/office/word/2006/wordml" xmlns:wps="http://schemas.microsoft.com/office/word/2010/wordprocessingShape" mc:Ignorable="w14 w15 w16se w16cid w16 w16cex w16sdtdh w16sdtfl w16du wp14">
-  <w:p>
-    <w:pPr>
-      <w:pStyle w:val="llb"/>
-    </w:pPr>
-  </w:p>
-</w:ftr>
-</file>
-
-<file path=word/footer4.xml><?xml version="1.0" encoding="utf-8"?>
-<w:ftr xmlns:wpc="http://schemas.microsoft.com/office/word/2010/wordprocessingCanvas" xmlns:cx="http://schemas.microsoft.com/office/drawing/2014/chartex" xmlns:cx1="http://schemas.microsoft.com/office/drawing/2015/9/8/chartex" xmlns:cx2="http://schemas.microsoft.com/office/drawing/2015/10/21/chartex" xmlns:cx3="http://schemas.microsoft.com/office/drawing/2016/5/9/chartex" xmlns:cx4="http://schemas.microsoft.com/office/drawing/2016/5/10/chartex" xmlns:cx5="http://schemas.microsoft.com/office/drawing/2016/5/11/chartex" xmlns:cx6="http://schemas.microsoft.com/office/drawing/2016/5/12/chartex" xmlns:cx7="http://schemas.microsoft.com/office/drawing/2016/5/13/chartex" xmlns:cx8="http://schemas.microsoft.com/office/drawing/2016/5/14/chartex" xmlns:mc="http://schemas.openxmlformats.org/markup-compatibility/2006" xmlns:aink="http://schemas.microsoft.com/office/drawing/2016/ink" xmlns:am3d="http://schemas.microsoft.com/office/drawing/2017/model3d" xmlns:o="urn:schemas-microsoft-com:office:office" xmlns:oel="http://schemas.microsoft.com/office/2019/extlst" xmlns:r="http://schemas.openxmlformats.org/officeDocument/2006/relationships" xmlns:m="http://schemas.openxmlformats.org/officeDocument/2006/math" xmlns:v="urn:schemas-microsoft-com:vml" xmlns:wp14="http://schemas.microsoft.com/office/word/2010/wordprocessingDrawing" xmlns:wp="http://schemas.openxmlformats.org/drawingml/2006/wordprocessingDrawing" xmlns:w10="urn:schemas-microsoft-com:office:word" xmlns:w="http://schemas.openxmlformats.org/wordprocessingml/2006/main" xmlns:w14="http://schemas.microsoft.com/office/word/2010/wordml" xmlns:w15="http://schemas.microsoft.com/office/word/2012/wordml" xmlns:w16cex="http://schemas.microsoft.com/office/word/2018/wordml/cex" xmlns:w16cid="http://schemas.microsoft.com/office/word/2016/wordml/cid" xmlns:w16="http://schemas.microsoft.com/office/word/2018/wordml" xmlns:w16du="http://schemas.microsoft.com/office/word/2023/wordml/word16du" xmlns:w16sdtdh="http://schemas.microsoft.com/office/word/2020/wordml/sdtdatahash" xmlns:w16sdtfl="http://schemas.microsoft.com/office/word/2024/wordml/sdtformatlock" xmlns:w16se="http://schemas.microsoft.com/office/word/2015/wordml/symex" xmlns:wpg="http://schemas.microsoft.com/office/word/2010/wordprocessingGroup" xmlns:wpi="http://schemas.microsoft.com/office/word/2010/wordprocessingInk" xmlns:wne="http://schemas.microsoft.com/office/word/2006/wordml" xmlns:wps="http://schemas.microsoft.com/office/word/2010/wordprocessingShape" mc:Ignorable="w14 w15 w16se w16cid w16 w16cex w16sdtdh w16sdtfl w16du wp14">
+<file path=word/footer2.xml><?xml version="1.0" encoding="utf-8"?>
+<w:ftr xmlns:wpc="http://schemas.microsoft.com/office/word/2010/wordprocessingCanvas" xmlns:cx="http://schemas.microsoft.com/office/drawing/2014/chartex" xmlns:mc="http://schemas.openxmlformats.org/markup-compatibility/2006" xmlns:o="urn:schemas-microsoft-com:office:office" xmlns:r="http://schemas.openxmlformats.org/officeDocument/2006/relationships" xmlns:m="http://schemas.openxmlformats.org/officeDocument/2006/math" xmlns:v="urn:schemas-microsoft-com:vml" xmlns:wp14="http://schemas.microsoft.com/office/word/2010/wordprocessingDrawing" xmlns:wp="http://schemas.openxmlformats.org/drawingml/2006/wordprocessingDrawing" xmlns:w10="urn:schemas-microsoft-com:office:word" xmlns:w="http://schemas.openxmlformats.org/wordprocessingml/2006/main" xmlns:w14="http://schemas.microsoft.com/office/word/2010/wordml" xmlns:w15="http://schemas.microsoft.com/office/word/2012/wordml" xmlns:w16se="http://schemas.microsoft.com/office/word/2015/wordml/symex" xmlns:wpg="http://schemas.microsoft.com/office/word/2010/wordprocessingGroup" xmlns:wpi="http://schemas.microsoft.com/office/word/2010/wordprocessingInk" xmlns:wne="http://schemas.microsoft.com/office/word/2006/wordml" xmlns:wps="http://schemas.microsoft.com/office/word/2010/wordprocessingShape" mc:Ignorable="w14 w15 w16se wp14">
   <w:sdt>
     <w:sdtPr>
       <w:id w:val="2029915784"/>
@@ -7287,6 +7325,7 @@
         <w:docPartUnique/>
       </w:docPartObj>
     </w:sdtPr>
+    <w:sdtEndPr/>
     <w:sdtContent>
       <w:p>
         <w:pPr>
@@ -7304,9 +7343,10 @@
         </w:r>
         <w:r>
           <w:rPr>
+            <w:noProof/>
             <w:lang w:val="hu-HU"/>
           </w:rPr>
-          <w:t>2</w:t>
+          <w:t>22</w:t>
         </w:r>
         <w:r>
           <w:fldChar w:fldCharType="end"/>
@@ -7322,8 +7362,8 @@
 </w:ftr>
 </file>
 
-<file path=word/footer5.xml><?xml version="1.0" encoding="utf-8"?>
-<w:ftr xmlns:wpc="http://schemas.microsoft.com/office/word/2010/wordprocessingCanvas" xmlns:cx="http://schemas.microsoft.com/office/drawing/2014/chartex" xmlns:cx1="http://schemas.microsoft.com/office/drawing/2015/9/8/chartex" xmlns:cx2="http://schemas.microsoft.com/office/drawing/2015/10/21/chartex" xmlns:cx3="http://schemas.microsoft.com/office/drawing/2016/5/9/chartex" xmlns:cx4="http://schemas.microsoft.com/office/drawing/2016/5/10/chartex" xmlns:cx5="http://schemas.microsoft.com/office/drawing/2016/5/11/chartex" xmlns:cx6="http://schemas.microsoft.com/office/drawing/2016/5/12/chartex" xmlns:cx7="http://schemas.microsoft.com/office/drawing/2016/5/13/chartex" xmlns:cx8="http://schemas.microsoft.com/office/drawing/2016/5/14/chartex" xmlns:mc="http://schemas.openxmlformats.org/markup-compatibility/2006" xmlns:aink="http://schemas.microsoft.com/office/drawing/2016/ink" xmlns:am3d="http://schemas.microsoft.com/office/drawing/2017/model3d" xmlns:o="urn:schemas-microsoft-com:office:office" xmlns:oel="http://schemas.microsoft.com/office/2019/extlst" xmlns:r="http://schemas.openxmlformats.org/officeDocument/2006/relationships" xmlns:m="http://schemas.openxmlformats.org/officeDocument/2006/math" xmlns:v="urn:schemas-microsoft-com:vml" xmlns:wp14="http://schemas.microsoft.com/office/word/2010/wordprocessingDrawing" xmlns:wp="http://schemas.openxmlformats.org/drawingml/2006/wordprocessingDrawing" xmlns:w10="urn:schemas-microsoft-com:office:word" xmlns:w="http://schemas.openxmlformats.org/wordprocessingml/2006/main" xmlns:w14="http://schemas.microsoft.com/office/word/2010/wordml" xmlns:w15="http://schemas.microsoft.com/office/word/2012/wordml" xmlns:w16cex="http://schemas.microsoft.com/office/word/2018/wordml/cex" xmlns:w16cid="http://schemas.microsoft.com/office/word/2016/wordml/cid" xmlns:w16="http://schemas.microsoft.com/office/word/2018/wordml" xmlns:w16du="http://schemas.microsoft.com/office/word/2023/wordml/word16du" xmlns:w16sdtdh="http://schemas.microsoft.com/office/word/2020/wordml/sdtdatahash" xmlns:w16sdtfl="http://schemas.microsoft.com/office/word/2024/wordml/sdtformatlock" xmlns:w16se="http://schemas.microsoft.com/office/word/2015/wordml/symex" xmlns:wpg="http://schemas.microsoft.com/office/word/2010/wordprocessingGroup" xmlns:wpi="http://schemas.microsoft.com/office/word/2010/wordprocessingInk" xmlns:wne="http://schemas.microsoft.com/office/word/2006/wordml" xmlns:wps="http://schemas.microsoft.com/office/word/2010/wordprocessingShape" mc:Ignorable="w14 w15 w16se w16cid w16 w16cex w16sdtdh w16sdtfl w16du wp14">
+<file path=word/footer3.xml><?xml version="1.0" encoding="utf-8"?>
+<w:ftr xmlns:wpc="http://schemas.microsoft.com/office/word/2010/wordprocessingCanvas" xmlns:cx="http://schemas.microsoft.com/office/drawing/2014/chartex" xmlns:mc="http://schemas.openxmlformats.org/markup-compatibility/2006" xmlns:o="urn:schemas-microsoft-com:office:office" xmlns:r="http://schemas.openxmlformats.org/officeDocument/2006/relationships" xmlns:m="http://schemas.openxmlformats.org/officeDocument/2006/math" xmlns:v="urn:schemas-microsoft-com:vml" xmlns:wp14="http://schemas.microsoft.com/office/word/2010/wordprocessingDrawing" xmlns:wp="http://schemas.openxmlformats.org/drawingml/2006/wordprocessingDrawing" xmlns:w10="urn:schemas-microsoft-com:office:word" xmlns:w="http://schemas.openxmlformats.org/wordprocessingml/2006/main" xmlns:w14="http://schemas.microsoft.com/office/word/2010/wordml" xmlns:w15="http://schemas.microsoft.com/office/word/2012/wordml" xmlns:w16se="http://schemas.microsoft.com/office/word/2015/wordml/symex" xmlns:wpg="http://schemas.microsoft.com/office/word/2010/wordprocessingGroup" xmlns:wpi="http://schemas.microsoft.com/office/word/2010/wordprocessingInk" xmlns:wne="http://schemas.microsoft.com/office/word/2006/wordml" xmlns:wps="http://schemas.microsoft.com/office/word/2010/wordprocessingShape" mc:Ignorable="w14 w15 w16se wp14">
   <w:p>
     <w:pPr>
       <w:pStyle w:val="llb"/>
@@ -7345,8 +7385,8 @@
 </w:ftr>
 </file>
 
-<file path=word/footer6.xml><?xml version="1.0" encoding="utf-8"?>
-<w:ftr xmlns:wpc="http://schemas.microsoft.com/office/word/2010/wordprocessingCanvas" xmlns:cx="http://schemas.microsoft.com/office/drawing/2014/chartex" xmlns:cx1="http://schemas.microsoft.com/office/drawing/2015/9/8/chartex" xmlns:cx2="http://schemas.microsoft.com/office/drawing/2015/10/21/chartex" xmlns:cx3="http://schemas.microsoft.com/office/drawing/2016/5/9/chartex" xmlns:cx4="http://schemas.microsoft.com/office/drawing/2016/5/10/chartex" xmlns:cx5="http://schemas.microsoft.com/office/drawing/2016/5/11/chartex" xmlns:cx6="http://schemas.microsoft.com/office/drawing/2016/5/12/chartex" xmlns:cx7="http://schemas.microsoft.com/office/drawing/2016/5/13/chartex" xmlns:cx8="http://schemas.microsoft.com/office/drawing/2016/5/14/chartex" xmlns:mc="http://schemas.openxmlformats.org/markup-compatibility/2006" xmlns:aink="http://schemas.microsoft.com/office/drawing/2016/ink" xmlns:am3d="http://schemas.microsoft.com/office/drawing/2017/model3d" xmlns:o="urn:schemas-microsoft-com:office:office" xmlns:oel="http://schemas.microsoft.com/office/2019/extlst" xmlns:r="http://schemas.openxmlformats.org/officeDocument/2006/relationships" xmlns:m="http://schemas.openxmlformats.org/officeDocument/2006/math" xmlns:v="urn:schemas-microsoft-com:vml" xmlns:wp14="http://schemas.microsoft.com/office/word/2010/wordprocessingDrawing" xmlns:wp="http://schemas.openxmlformats.org/drawingml/2006/wordprocessingDrawing" xmlns:w10="urn:schemas-microsoft-com:office:word" xmlns:w="http://schemas.openxmlformats.org/wordprocessingml/2006/main" xmlns:w14="http://schemas.microsoft.com/office/word/2010/wordml" xmlns:w15="http://schemas.microsoft.com/office/word/2012/wordml" xmlns:w16cex="http://schemas.microsoft.com/office/word/2018/wordml/cex" xmlns:w16cid="http://schemas.microsoft.com/office/word/2016/wordml/cid" xmlns:w16="http://schemas.microsoft.com/office/word/2018/wordml" xmlns:w16du="http://schemas.microsoft.com/office/word/2023/wordml/word16du" xmlns:w16sdtdh="http://schemas.microsoft.com/office/word/2020/wordml/sdtdatahash" xmlns:w16sdtfl="http://schemas.microsoft.com/office/word/2024/wordml/sdtformatlock" xmlns:w16se="http://schemas.microsoft.com/office/word/2015/wordml/symex" xmlns:wpg="http://schemas.microsoft.com/office/word/2010/wordprocessingGroup" xmlns:wpi="http://schemas.microsoft.com/office/word/2010/wordprocessingInk" xmlns:wne="http://schemas.microsoft.com/office/word/2006/wordml" xmlns:wps="http://schemas.microsoft.com/office/word/2010/wordprocessingShape" mc:Ignorable="w14 w15 w16se w16cid w16 w16cex w16sdtdh w16sdtfl w16du wp14">
+<file path=word/footer4.xml><?xml version="1.0" encoding="utf-8"?>
+<w:ftr xmlns:wpc="http://schemas.microsoft.com/office/word/2010/wordprocessingCanvas" xmlns:cx="http://schemas.microsoft.com/office/drawing/2014/chartex" xmlns:mc="http://schemas.openxmlformats.org/markup-compatibility/2006" xmlns:o="urn:schemas-microsoft-com:office:office" xmlns:r="http://schemas.openxmlformats.org/officeDocument/2006/relationships" xmlns:m="http://schemas.openxmlformats.org/officeDocument/2006/math" xmlns:v="urn:schemas-microsoft-com:vml" xmlns:wp14="http://schemas.microsoft.com/office/word/2010/wordprocessingDrawing" xmlns:wp="http://schemas.openxmlformats.org/drawingml/2006/wordprocessingDrawing" xmlns:w10="urn:schemas-microsoft-com:office:word" xmlns:w="http://schemas.openxmlformats.org/wordprocessingml/2006/main" xmlns:w14="http://schemas.microsoft.com/office/word/2010/wordml" xmlns:w15="http://schemas.microsoft.com/office/word/2012/wordml" xmlns:w16se="http://schemas.microsoft.com/office/word/2015/wordml/symex" xmlns:wpg="http://schemas.microsoft.com/office/word/2010/wordprocessingGroup" xmlns:wpi="http://schemas.microsoft.com/office/word/2010/wordprocessingInk" xmlns:wne="http://schemas.microsoft.com/office/word/2006/wordml" xmlns:wps="http://schemas.microsoft.com/office/word/2010/wordprocessingShape" mc:Ignorable="w14 w15 w16se wp14">
   <w:sdt>
     <w:sdtPr>
       <w:rPr>
@@ -7372,6 +7412,7 @@
             <w:docPartUnique/>
           </w:docPartObj>
         </w:sdtPr>
+        <w:sdtEndPr/>
         <w:sdtContent>
           <w:sdt>
             <w:sdtPr>
@@ -7384,6 +7425,11 @@
                 <w:docPartUnique/>
               </w:docPartObj>
             </w:sdtPr>
+            <w:sdtEndPr>
+              <w:rPr>
+                <w:rStyle w:val="Oldalszm"/>
+              </w:rPr>
+            </w:sdtEndPr>
             <w:sdtContent>
               <w:p>
                 <w:pPr>
@@ -7415,6 +7461,7 @@
                 <w:r>
                   <w:rPr>
                     <w:rStyle w:val="Oldalszm"/>
+                    <w:noProof/>
                   </w:rPr>
                   <w:t>II</w:t>
                 </w:r>
@@ -7467,7 +7514,7 @@
 </file>
 
 <file path=word/footnotes.xml><?xml version="1.0" encoding="utf-8"?>
-<w:footnotes xmlns:wpc="http://schemas.microsoft.com/office/word/2010/wordprocessingCanvas" xmlns:cx="http://schemas.microsoft.com/office/drawing/2014/chartex" xmlns:cx1="http://schemas.microsoft.com/office/drawing/2015/9/8/chartex" xmlns:cx2="http://schemas.microsoft.com/office/drawing/2015/10/21/chartex" xmlns:cx3="http://schemas.microsoft.com/office/drawing/2016/5/9/chartex" xmlns:cx4="http://schemas.microsoft.com/office/drawing/2016/5/10/chartex" xmlns:cx5="http://schemas.microsoft.com/office/drawing/2016/5/11/chartex" xmlns:cx6="http://schemas.microsoft.com/office/drawing/2016/5/12/chartex" xmlns:cx7="http://schemas.microsoft.com/office/drawing/2016/5/13/chartex" xmlns:cx8="http://schemas.microsoft.com/office/drawing/2016/5/14/chartex" xmlns:mc="http://schemas.openxmlformats.org/markup-compatibility/2006" xmlns:aink="http://schemas.microsoft.com/office/drawing/2016/ink" xmlns:am3d="http://schemas.microsoft.com/office/drawing/2017/model3d" xmlns:o="urn:schemas-microsoft-com:office:office" xmlns:oel="http://schemas.microsoft.com/office/2019/extlst" xmlns:r="http://schemas.openxmlformats.org/officeDocument/2006/relationships" xmlns:m="http://schemas.openxmlformats.org/officeDocument/2006/math" xmlns:v="urn:schemas-microsoft-com:vml" xmlns:wp14="http://schemas.microsoft.com/office/word/2010/wordprocessingDrawing" xmlns:wp="http://schemas.openxmlformats.org/drawingml/2006/wordprocessingDrawing" xmlns:w10="urn:schemas-microsoft-com:office:word" xmlns:w="http://schemas.openxmlformats.org/wordprocessingml/2006/main" xmlns:w14="http://schemas.microsoft.com/office/word/2010/wordml" xmlns:w15="http://schemas.microsoft.com/office/word/2012/wordml" xmlns:w16cex="http://schemas.microsoft.com/office/word/2018/wordml/cex" xmlns:w16cid="http://schemas.microsoft.com/office/word/2016/wordml/cid" xmlns:w16="http://schemas.microsoft.com/office/word/2018/wordml" xmlns:w16du="http://schemas.microsoft.com/office/word/2023/wordml/word16du" xmlns:w16sdtdh="http://schemas.microsoft.com/office/word/2020/wordml/sdtdatahash" xmlns:w16sdtfl="http://schemas.microsoft.com/office/word/2024/wordml/sdtformatlock" xmlns:w16se="http://schemas.microsoft.com/office/word/2015/wordml/symex" xmlns:wpg="http://schemas.microsoft.com/office/word/2010/wordprocessingGroup" xmlns:wpi="http://schemas.microsoft.com/office/word/2010/wordprocessingInk" xmlns:wne="http://schemas.microsoft.com/office/word/2006/wordml" xmlns:wps="http://schemas.microsoft.com/office/word/2010/wordprocessingShape" mc:Ignorable="w14 w15 w16se w16cid w16 w16cex w16sdtdh w16sdtfl w16du wp14">
+<w:footnotes xmlns:wpc="http://schemas.microsoft.com/office/word/2010/wordprocessingCanvas" xmlns:cx="http://schemas.microsoft.com/office/drawing/2014/chartex" xmlns:mc="http://schemas.openxmlformats.org/markup-compatibility/2006" xmlns:o="urn:schemas-microsoft-com:office:office" xmlns:r="http://schemas.openxmlformats.org/officeDocument/2006/relationships" xmlns:m="http://schemas.openxmlformats.org/officeDocument/2006/math" xmlns:v="urn:schemas-microsoft-com:vml" xmlns:wp14="http://schemas.microsoft.com/office/word/2010/wordprocessingDrawing" xmlns:wp="http://schemas.openxmlformats.org/drawingml/2006/wordprocessingDrawing" xmlns:w10="urn:schemas-microsoft-com:office:word" xmlns:w="http://schemas.openxmlformats.org/wordprocessingml/2006/main" xmlns:w14="http://schemas.microsoft.com/office/word/2010/wordml" xmlns:w15="http://schemas.microsoft.com/office/word/2012/wordml" xmlns:w16se="http://schemas.microsoft.com/office/word/2015/wordml/symex" xmlns:wpg="http://schemas.microsoft.com/office/word/2010/wordprocessingGroup" xmlns:wpi="http://schemas.microsoft.com/office/word/2010/wordprocessingInk" xmlns:wne="http://schemas.microsoft.com/office/word/2006/wordml" xmlns:wps="http://schemas.microsoft.com/office/word/2010/wordprocessingShape" mc:Ignorable="w14 w15 w16se wp14">
   <w:footnote w:type="separator" w:id="-1">
     <w:p>
       <w:pPr>
@@ -7491,38 +7538,8 @@
 </w:footnotes>
 </file>
 
-<file path=word/header1.xml><?xml version="1.0" encoding="utf-8"?>
-<w:hdr xmlns:wpc="http://schemas.microsoft.com/office/word/2010/wordprocessingCanvas" xmlns:cx="http://schemas.microsoft.com/office/drawing/2014/chartex" xmlns:cx1="http://schemas.microsoft.com/office/drawing/2015/9/8/chartex" xmlns:cx2="http://schemas.microsoft.com/office/drawing/2015/10/21/chartex" xmlns:cx3="http://schemas.microsoft.com/office/drawing/2016/5/9/chartex" xmlns:cx4="http://schemas.microsoft.com/office/drawing/2016/5/10/chartex" xmlns:cx5="http://schemas.microsoft.com/office/drawing/2016/5/11/chartex" xmlns:cx6="http://schemas.microsoft.com/office/drawing/2016/5/12/chartex" xmlns:cx7="http://schemas.microsoft.com/office/drawing/2016/5/13/chartex" xmlns:cx8="http://schemas.microsoft.com/office/drawing/2016/5/14/chartex" xmlns:mc="http://schemas.openxmlformats.org/markup-compatibility/2006" xmlns:aink="http://schemas.microsoft.com/office/drawing/2016/ink" xmlns:am3d="http://schemas.microsoft.com/office/drawing/2017/model3d" xmlns:o="urn:schemas-microsoft-com:office:office" xmlns:oel="http://schemas.microsoft.com/office/2019/extlst" xmlns:r="http://schemas.openxmlformats.org/officeDocument/2006/relationships" xmlns:m="http://schemas.openxmlformats.org/officeDocument/2006/math" xmlns:v="urn:schemas-microsoft-com:vml" xmlns:wp14="http://schemas.microsoft.com/office/word/2010/wordprocessingDrawing" xmlns:wp="http://schemas.openxmlformats.org/drawingml/2006/wordprocessingDrawing" xmlns:w10="urn:schemas-microsoft-com:office:word" xmlns:w="http://schemas.openxmlformats.org/wordprocessingml/2006/main" xmlns:w14="http://schemas.microsoft.com/office/word/2010/wordml" xmlns:w15="http://schemas.microsoft.com/office/word/2012/wordml" xmlns:w16cex="http://schemas.microsoft.com/office/word/2018/wordml/cex" xmlns:w16cid="http://schemas.microsoft.com/office/word/2016/wordml/cid" xmlns:w16="http://schemas.microsoft.com/office/word/2018/wordml" xmlns:w16du="http://schemas.microsoft.com/office/word/2023/wordml/word16du" xmlns:w16sdtdh="http://schemas.microsoft.com/office/word/2020/wordml/sdtdatahash" xmlns:w16sdtfl="http://schemas.microsoft.com/office/word/2024/wordml/sdtformatlock" xmlns:w16se="http://schemas.microsoft.com/office/word/2015/wordml/symex" xmlns:wpg="http://schemas.microsoft.com/office/word/2010/wordprocessingGroup" xmlns:wpi="http://schemas.microsoft.com/office/word/2010/wordprocessingInk" xmlns:wne="http://schemas.microsoft.com/office/word/2006/wordml" xmlns:wps="http://schemas.microsoft.com/office/word/2010/wordprocessingShape" mc:Ignorable="w14 w15 w16se w16cid w16 w16cex w16sdtdh w16sdtfl w16du wp14">
-  <w:p>
-    <w:pPr>
-      <w:pStyle w:val="lfej"/>
-    </w:pPr>
-  </w:p>
-</w:hdr>
-</file>
-
-<file path=word/header2.xml><?xml version="1.0" encoding="utf-8"?>
-<w:hdr xmlns:wpc="http://schemas.microsoft.com/office/word/2010/wordprocessingCanvas" xmlns:cx="http://schemas.microsoft.com/office/drawing/2014/chartex" xmlns:cx1="http://schemas.microsoft.com/office/drawing/2015/9/8/chartex" xmlns:cx2="http://schemas.microsoft.com/office/drawing/2015/10/21/chartex" xmlns:cx3="http://schemas.microsoft.com/office/drawing/2016/5/9/chartex" xmlns:cx4="http://schemas.microsoft.com/office/drawing/2016/5/10/chartex" xmlns:cx5="http://schemas.microsoft.com/office/drawing/2016/5/11/chartex" xmlns:cx6="http://schemas.microsoft.com/office/drawing/2016/5/12/chartex" xmlns:cx7="http://schemas.microsoft.com/office/drawing/2016/5/13/chartex" xmlns:cx8="http://schemas.microsoft.com/office/drawing/2016/5/14/chartex" xmlns:mc="http://schemas.openxmlformats.org/markup-compatibility/2006" xmlns:aink="http://schemas.microsoft.com/office/drawing/2016/ink" xmlns:am3d="http://schemas.microsoft.com/office/drawing/2017/model3d" xmlns:o="urn:schemas-microsoft-com:office:office" xmlns:oel="http://schemas.microsoft.com/office/2019/extlst" xmlns:r="http://schemas.openxmlformats.org/officeDocument/2006/relationships" xmlns:m="http://schemas.openxmlformats.org/officeDocument/2006/math" xmlns:v="urn:schemas-microsoft-com:vml" xmlns:wp14="http://schemas.microsoft.com/office/word/2010/wordprocessingDrawing" xmlns:wp="http://schemas.openxmlformats.org/drawingml/2006/wordprocessingDrawing" xmlns:w10="urn:schemas-microsoft-com:office:word" xmlns:w="http://schemas.openxmlformats.org/wordprocessingml/2006/main" xmlns:w14="http://schemas.microsoft.com/office/word/2010/wordml" xmlns:w15="http://schemas.microsoft.com/office/word/2012/wordml" xmlns:w16cex="http://schemas.microsoft.com/office/word/2018/wordml/cex" xmlns:w16cid="http://schemas.microsoft.com/office/word/2016/wordml/cid" xmlns:w16="http://schemas.microsoft.com/office/word/2018/wordml" xmlns:w16du="http://schemas.microsoft.com/office/word/2023/wordml/word16du" xmlns:w16sdtdh="http://schemas.microsoft.com/office/word/2020/wordml/sdtdatahash" xmlns:w16sdtfl="http://schemas.microsoft.com/office/word/2024/wordml/sdtformatlock" xmlns:w16se="http://schemas.microsoft.com/office/word/2015/wordml/symex" xmlns:wpg="http://schemas.microsoft.com/office/word/2010/wordprocessingGroup" xmlns:wpi="http://schemas.microsoft.com/office/word/2010/wordprocessingInk" xmlns:wne="http://schemas.microsoft.com/office/word/2006/wordml" xmlns:wps="http://schemas.microsoft.com/office/word/2010/wordprocessingShape" mc:Ignorable="w14 w15 w16se w16cid w16 w16cex w16sdtdh w16sdtfl w16du wp14">
-  <w:p>
-    <w:pPr>
-      <w:pStyle w:val="lfej"/>
-    </w:pPr>
-  </w:p>
-</w:hdr>
-</file>
-
-<file path=word/header3.xml><?xml version="1.0" encoding="utf-8"?>
-<w:hdr xmlns:wpc="http://schemas.microsoft.com/office/word/2010/wordprocessingCanvas" xmlns:cx="http://schemas.microsoft.com/office/drawing/2014/chartex" xmlns:cx1="http://schemas.microsoft.com/office/drawing/2015/9/8/chartex" xmlns:cx2="http://schemas.microsoft.com/office/drawing/2015/10/21/chartex" xmlns:cx3="http://schemas.microsoft.com/office/drawing/2016/5/9/chartex" xmlns:cx4="http://schemas.microsoft.com/office/drawing/2016/5/10/chartex" xmlns:cx5="http://schemas.microsoft.com/office/drawing/2016/5/11/chartex" xmlns:cx6="http://schemas.microsoft.com/office/drawing/2016/5/12/chartex" xmlns:cx7="http://schemas.microsoft.com/office/drawing/2016/5/13/chartex" xmlns:cx8="http://schemas.microsoft.com/office/drawing/2016/5/14/chartex" xmlns:mc="http://schemas.openxmlformats.org/markup-compatibility/2006" xmlns:aink="http://schemas.microsoft.com/office/drawing/2016/ink" xmlns:am3d="http://schemas.microsoft.com/office/drawing/2017/model3d" xmlns:o="urn:schemas-microsoft-com:office:office" xmlns:oel="http://schemas.microsoft.com/office/2019/extlst" xmlns:r="http://schemas.openxmlformats.org/officeDocument/2006/relationships" xmlns:m="http://schemas.openxmlformats.org/officeDocument/2006/math" xmlns:v="urn:schemas-microsoft-com:vml" xmlns:wp14="http://schemas.microsoft.com/office/word/2010/wordprocessingDrawing" xmlns:wp="http://schemas.openxmlformats.org/drawingml/2006/wordprocessingDrawing" xmlns:w10="urn:schemas-microsoft-com:office:word" xmlns:w="http://schemas.openxmlformats.org/wordprocessingml/2006/main" xmlns:w14="http://schemas.microsoft.com/office/word/2010/wordml" xmlns:w15="http://schemas.microsoft.com/office/word/2012/wordml" xmlns:w16cex="http://schemas.microsoft.com/office/word/2018/wordml/cex" xmlns:w16cid="http://schemas.microsoft.com/office/word/2016/wordml/cid" xmlns:w16="http://schemas.microsoft.com/office/word/2018/wordml" xmlns:w16du="http://schemas.microsoft.com/office/word/2023/wordml/word16du" xmlns:w16sdtdh="http://schemas.microsoft.com/office/word/2020/wordml/sdtdatahash" xmlns:w16sdtfl="http://schemas.microsoft.com/office/word/2024/wordml/sdtformatlock" xmlns:w16se="http://schemas.microsoft.com/office/word/2015/wordml/symex" xmlns:wpg="http://schemas.microsoft.com/office/word/2010/wordprocessingGroup" xmlns:wpi="http://schemas.microsoft.com/office/word/2010/wordprocessingInk" xmlns:wne="http://schemas.microsoft.com/office/word/2006/wordml" xmlns:wps="http://schemas.microsoft.com/office/word/2010/wordprocessingShape" mc:Ignorable="w14 w15 w16se w16cid w16 w16cex w16sdtdh w16sdtfl w16du wp14">
-  <w:p>
-    <w:pPr>
-      <w:pStyle w:val="lfej"/>
-    </w:pPr>
-  </w:p>
-</w:hdr>
-</file>
-
 <file path=word/numbering.xml><?xml version="1.0" encoding="utf-8"?>
-<w:numbering xmlns:wpc="http://schemas.microsoft.com/office/word/2010/wordprocessingCanvas" xmlns:cx="http://schemas.microsoft.com/office/drawing/2014/chartex" xmlns:cx1="http://schemas.microsoft.com/office/drawing/2015/9/8/chartex" xmlns:cx2="http://schemas.microsoft.com/office/drawing/2015/10/21/chartex" xmlns:cx3="http://schemas.microsoft.com/office/drawing/2016/5/9/chartex" xmlns:cx4="http://schemas.microsoft.com/office/drawing/2016/5/10/chartex" xmlns:cx5="http://schemas.microsoft.com/office/drawing/2016/5/11/chartex" xmlns:cx6="http://schemas.microsoft.com/office/drawing/2016/5/12/chartex" xmlns:cx7="http://schemas.microsoft.com/office/drawing/2016/5/13/chartex" xmlns:cx8="http://schemas.microsoft.com/office/drawing/2016/5/14/chartex" xmlns:mc="http://schemas.openxmlformats.org/markup-compatibility/2006" xmlns:aink="http://schemas.microsoft.com/office/drawing/2016/ink" xmlns:am3d="http://schemas.microsoft.com/office/drawing/2017/model3d" xmlns:o="urn:schemas-microsoft-com:office:office" xmlns:oel="http://schemas.microsoft.com/office/2019/extlst" xmlns:r="http://schemas.openxmlformats.org/officeDocument/2006/relationships" xmlns:m="http://schemas.openxmlformats.org/officeDocument/2006/math" xmlns:v="urn:schemas-microsoft-com:vml" xmlns:wp14="http://schemas.microsoft.com/office/word/2010/wordprocessingDrawing" xmlns:wp="http://schemas.openxmlformats.org/drawingml/2006/wordprocessingDrawing" xmlns:w10="urn:schemas-microsoft-com:office:word" xmlns:w="http://schemas.openxmlformats.org/wordprocessingml/2006/main" xmlns:w14="http://schemas.microsoft.com/office/word/2010/wordml" xmlns:w15="http://schemas.microsoft.com/office/word/2012/wordml" xmlns:w16cex="http://schemas.microsoft.com/office/word/2018/wordml/cex" xmlns:w16cid="http://schemas.microsoft.com/office/word/2016/wordml/cid" xmlns:w16="http://schemas.microsoft.com/office/word/2018/wordml" xmlns:w16du="http://schemas.microsoft.com/office/word/2023/wordml/word16du" xmlns:w16sdtdh="http://schemas.microsoft.com/office/word/2020/wordml/sdtdatahash" xmlns:w16sdtfl="http://schemas.microsoft.com/office/word/2024/wordml/sdtformatlock" xmlns:w16se="http://schemas.microsoft.com/office/word/2015/wordml/symex" xmlns:wpg="http://schemas.microsoft.com/office/word/2010/wordprocessingGroup" xmlns:wpi="http://schemas.microsoft.com/office/word/2010/wordprocessingInk" xmlns:wne="http://schemas.microsoft.com/office/word/2006/wordml" xmlns:wps="http://schemas.microsoft.com/office/word/2010/wordprocessingShape" mc:Ignorable="w14 w15 w16se w16cid w16 w16cex w16sdtdh w16sdtfl w16du wp14">
+<w:numbering xmlns:wpc="http://schemas.microsoft.com/office/word/2010/wordprocessingCanvas" xmlns:cx="http://schemas.microsoft.com/office/drawing/2014/chartex" xmlns:mc="http://schemas.openxmlformats.org/markup-compatibility/2006" xmlns:o="urn:schemas-microsoft-com:office:office" xmlns:r="http://schemas.openxmlformats.org/officeDocument/2006/relationships" xmlns:m="http://schemas.openxmlformats.org/officeDocument/2006/math" xmlns:v="urn:schemas-microsoft-com:vml" xmlns:wp14="http://schemas.microsoft.com/office/word/2010/wordprocessingDrawing" xmlns:wp="http://schemas.openxmlformats.org/drawingml/2006/wordprocessingDrawing" xmlns:w10="urn:schemas-microsoft-com:office:word" xmlns:w="http://schemas.openxmlformats.org/wordprocessingml/2006/main" xmlns:w14="http://schemas.microsoft.com/office/word/2010/wordml" xmlns:w15="http://schemas.microsoft.com/office/word/2012/wordml" xmlns:w16se="http://schemas.microsoft.com/office/word/2015/wordml/symex" xmlns:wpg="http://schemas.microsoft.com/office/word/2010/wordprocessingGroup" xmlns:wpi="http://schemas.microsoft.com/office/word/2010/wordprocessingInk" xmlns:wne="http://schemas.microsoft.com/office/word/2006/wordml" xmlns:wps="http://schemas.microsoft.com/office/word/2010/wordprocessingShape" mc:Ignorable="w14 w15 w16se wp14">
   <w:abstractNum w:abstractNumId="0" w15:restartNumberingAfterBreak="0">
     <w:nsid w:val="015B41C3"/>
     <w:multiLevelType w:val="multilevel"/>
@@ -9858,62 +9875,62 @@
       </w:rPr>
     </w:lvl>
   </w:abstractNum>
-  <w:num w:numId="1" w16cid:durableId="774832210">
+  <w:num w:numId="1">
     <w:abstractNumId w:val="9"/>
   </w:num>
-  <w:num w:numId="2" w16cid:durableId="1271470790">
+  <w:num w:numId="2">
     <w:abstractNumId w:val="8"/>
   </w:num>
-  <w:num w:numId="3" w16cid:durableId="759527382">
+  <w:num w:numId="3">
     <w:abstractNumId w:val="3"/>
   </w:num>
-  <w:num w:numId="4" w16cid:durableId="1274943412">
+  <w:num w:numId="4">
     <w:abstractNumId w:val="5"/>
   </w:num>
-  <w:num w:numId="5" w16cid:durableId="1403406542">
+  <w:num w:numId="5">
     <w:abstractNumId w:val="7"/>
   </w:num>
-  <w:num w:numId="6" w16cid:durableId="1840580964">
+  <w:num w:numId="6">
     <w:abstractNumId w:val="6"/>
   </w:num>
-  <w:num w:numId="7" w16cid:durableId="480847272">
+  <w:num w:numId="7">
     <w:abstractNumId w:val="15"/>
   </w:num>
-  <w:num w:numId="8" w16cid:durableId="510218568">
+  <w:num w:numId="8">
     <w:abstractNumId w:val="2"/>
   </w:num>
-  <w:num w:numId="9" w16cid:durableId="1145007169">
+  <w:num w:numId="9">
     <w:abstractNumId w:val="10"/>
   </w:num>
-  <w:num w:numId="10" w16cid:durableId="955722629">
+  <w:num w:numId="10">
     <w:abstractNumId w:val="12"/>
   </w:num>
-  <w:num w:numId="11" w16cid:durableId="992563030">
+  <w:num w:numId="11">
     <w:abstractNumId w:val="0"/>
   </w:num>
-  <w:num w:numId="12" w16cid:durableId="1304043319">
+  <w:num w:numId="12">
     <w:abstractNumId w:val="1"/>
   </w:num>
-  <w:num w:numId="13" w16cid:durableId="2107728409">
+  <w:num w:numId="13">
     <w:abstractNumId w:val="13"/>
   </w:num>
-  <w:num w:numId="14" w16cid:durableId="1144346530">
+  <w:num w:numId="14">
     <w:abstractNumId w:val="4"/>
   </w:num>
-  <w:num w:numId="15" w16cid:durableId="1293369441">
+  <w:num w:numId="15">
     <w:abstractNumId w:val="14"/>
   </w:num>
-  <w:num w:numId="16" w16cid:durableId="297997353">
+  <w:num w:numId="16">
     <w:abstractNumId w:val="16"/>
   </w:num>
-  <w:num w:numId="17" w16cid:durableId="135802244">
+  <w:num w:numId="17">
     <w:abstractNumId w:val="11"/>
   </w:num>
 </w:numbering>
 </file>
 
 <file path=word/styles.xml><?xml version="1.0" encoding="utf-8"?>
-<w:styles xmlns:mc="http://schemas.openxmlformats.org/markup-compatibility/2006" xmlns:r="http://schemas.openxmlformats.org/officeDocument/2006/relationships" xmlns:w="http://schemas.openxmlformats.org/wordprocessingml/2006/main" xmlns:w14="http://schemas.microsoft.com/office/word/2010/wordml" xmlns:w15="http://schemas.microsoft.com/office/word/2012/wordml" xmlns:w16cex="http://schemas.microsoft.com/office/word/2018/wordml/cex" xmlns:w16cid="http://schemas.microsoft.com/office/word/2016/wordml/cid" xmlns:w16="http://schemas.microsoft.com/office/word/2018/wordml" xmlns:w16du="http://schemas.microsoft.com/office/word/2023/wordml/word16du" xmlns:w16sdtdh="http://schemas.microsoft.com/office/word/2020/wordml/sdtdatahash" xmlns:w16sdtfl="http://schemas.microsoft.com/office/word/2024/wordml/sdtformatlock" xmlns:w16se="http://schemas.microsoft.com/office/word/2015/wordml/symex" mc:Ignorable="w14 w15 w16se w16cid w16 w16cex w16sdtdh w16sdtfl w16du">
+<w:styles xmlns:mc="http://schemas.openxmlformats.org/markup-compatibility/2006" xmlns:r="http://schemas.openxmlformats.org/officeDocument/2006/relationships" xmlns:w="http://schemas.openxmlformats.org/wordprocessingml/2006/main" xmlns:w14="http://schemas.microsoft.com/office/word/2010/wordml" xmlns:w15="http://schemas.microsoft.com/office/word/2012/wordml" xmlns:w16se="http://schemas.microsoft.com/office/word/2015/wordml/symex" mc:Ignorable="w14 w15 w16se">
   <w:docDefaults>
     <w:rPrDefault>
       <w:rPr>
@@ -9929,7 +9946,7 @@
       </w:pPr>
     </w:pPrDefault>
   </w:docDefaults>
-  <w:latentStyles w:defLockedState="0" w:defUIPriority="99" w:defSemiHidden="0" w:defUnhideWhenUsed="0" w:defQFormat="0" w:count="376">
+  <w:latentStyles w:defLockedState="0" w:defUIPriority="99" w:defSemiHidden="0" w:defUnhideWhenUsed="0" w:defQFormat="0" w:count="371">
     <w:lsdException w:name="Normal" w:uiPriority="0" w:qFormat="1"/>
     <w:lsdException w:name="heading 1" w:uiPriority="9" w:qFormat="1"/>
     <w:lsdException w:name="heading 2" w:semiHidden="1" w:uiPriority="9" w:unhideWhenUsed="1" w:qFormat="1"/>
@@ -10301,11 +10318,6 @@
     <w:lsdException w:name="List Table 5 Dark Accent 6" w:uiPriority="50"/>
     <w:lsdException w:name="List Table 6 Colorful Accent 6" w:uiPriority="51"/>
     <w:lsdException w:name="List Table 7 Colorful Accent 6" w:uiPriority="52"/>
-    <w:lsdException w:name="Mention" w:semiHidden="1" w:unhideWhenUsed="1"/>
-    <w:lsdException w:name="Smart Hyperlink" w:semiHidden="1" w:unhideWhenUsed="1"/>
-    <w:lsdException w:name="Hashtag" w:semiHidden="1" w:unhideWhenUsed="1"/>
-    <w:lsdException w:name="Unresolved Mention" w:semiHidden="1" w:unhideWhenUsed="1"/>
-    <w:lsdException w:name="Smart Link" w:semiHidden="1" w:unhideWhenUsed="1"/>
   </w:latentStyles>
   <w:style w:type="paragraph" w:default="1" w:styleId="Norml">
     <w:name w:val="Normal"/>
@@ -10468,7 +10480,7 @@
       <w:u w:val="single"/>
     </w:rPr>
   </w:style>
-  <w:style w:type="character" w:styleId="Feloldatlanmegemlts">
+  <w:style w:type="character" w:customStyle="1" w:styleId="UnresolvedMention">
     <w:name w:val="Unresolved Mention"/>
     <w:basedOn w:val="Bekezdsalapbettpusa"/>
     <w:uiPriority w:val="99"/>
@@ -10949,7 +10961,7 @@
 </file>
 
 <file path=customXml/itemProps1.xml><?xml version="1.0" encoding="utf-8"?>
-<ds:datastoreItem xmlns:ds="http://schemas.openxmlformats.org/officeDocument/2006/customXml" ds:itemID="{B672EEF6-B3C0-4EB1-BE56-F82EAF28F7B3}">
+<ds:datastoreItem xmlns:ds="http://schemas.openxmlformats.org/officeDocument/2006/customXml" ds:itemID="{020B49EC-3079-4747-8758-91F28AB27362}">
   <ds:schemaRefs>
     <ds:schemaRef ds:uri="http://schemas.openxmlformats.org/officeDocument/2006/bibliography"/>
   </ds:schemaRefs>
